--- a/documentation/documentation.docx
+++ b/documentation/documentation.docx
@@ -98,6 +98,49 @@
         <w:t xml:space="preserve">Course: Business Studies / Data Analysis Project</w:t>
         <w:br w:type="textWrapping"/>
         <w:t xml:space="preserve">Project Title: Community Solar Farm Feasibility and Energy Analysis</w:t>
+      </w:r>
+    </w:p>
+    <w:p>
+      <w:pPr>
+        <w:rPr/>
+      </w:pPr>
+      <w:r>
+        <w:rPr>
+          <w:rtl w:val="0"/>
+        </w:rPr>
+      </w:r>
+    </w:p>
+    <w:p>
+      <w:pPr>
+        <w:rPr/>
+      </w:pPr>
+      <w:r>
+        <w:rPr>
+          <w:rFonts w:ascii="Merriweather SemiBold" w:cs="Merriweather SemiBold" w:eastAsia="Merriweather SemiBold" w:hAnsi="Merriweather SemiBold"/>
+          <w:rtl w:val="0"/>
+        </w:rPr>
+        <w:t xml:space="preserve">Deployment Link :</w:t>
+      </w:r>
+      <w:r>
+        <w:rPr>
+          <w:rtl w:val="0"/>
+        </w:rPr>
+        <w:t xml:space="preserve"> </w:t>
+      </w:r>
+      <w:hyperlink r:id="rId6">
+        <w:r>
+          <w:rPr>
+            <w:color w:val="1155cc"/>
+            <w:u w:val="single"/>
+            <w:rtl w:val="0"/>
+          </w:rPr>
+          <w:t xml:space="preserve">https://community-solar-farm-5aqhzjv43kfwqpz3twjc7u.streamlit.app/</w:t>
+        </w:r>
+      </w:hyperlink>
+      <w:r>
+        <w:rPr>
+          <w:rtl w:val="0"/>
+        </w:rPr>
       </w:r>
     </w:p>
     <w:p>
